--- a/capitulos_word_pt/cap15_conclusao.docx
+++ b/capitulos_word_pt/cap15_conclusao.docx
@@ -159,7 +159,7 @@
           <w:color w:val="222222"/>
           <w:sz w:val="22"/>
         </w:rPr>
-        <w:t>, demonstramos as limitações dos nomogramas existentes — sua incapacidade de capturar a heterogeneidade biomecânica, as evidências de discordância entre cirurgiões e a "maldição da dimensionalidade" que torna as tabelas de consulta empíricas fundamentalmente inadequadas para um problema com cinco ou mais parâmetros relevantes (Capítulo 4). Traçamos um paralelo com a evolução do cálculo de LIO, do SRK (empírico) para o rastreamento de raios (ray-tracing, mecanicista), e argumentamos que o planejamento do ICRS exige a mesma evolução.</w:t>
+        <w:t>, demonstramos as limitações dos nomogramas existentes — sua incapacidade de capturar a heterogeneidade biomecânica, as evidências de discordância entre cirurgiões e a "maldição da dimensionalidade" que torna as tabelas de consulta empíricas fundamentalmente inadequadas para um problema com cinco ou mais parâmetros relevantes (Capítulo 3). Traçamos um paralelo com a evolução do cálculo de LIO, do SRK (empírico) para o rastreamento de raios (ray-tracing, mecanicista), e argumentamos que o planejamento do ICRS exige a mesma evolução.</w:t>
       </w:r>
     </w:p>
     <w:p>
@@ -203,7 +203,7 @@
           <w:color w:val="222222"/>
           <w:sz w:val="22"/>
         </w:rPr>
-        <w:t>, apresentamos a validação computacional — 34 simulações de elementos finitos usando o modelo constitutivo HGO no FEBio 4.12, incluindo 6 modelos assimétricos de espessura progressiva. Essas simulações confirmaram os principais achados quantitativos: a insensibilidade de VR ao comprimento do arco, a monotonicidade de VT com o comprimento do arco ($VT = -0.0018 \times \text{arc}^\circ + 7.79$, $R^2 = 0.94$), o zero numérico de $V\tau$ para anéis simétricos e a validação física do torque corretivo ativo ($V\tau = 9.31\text{--}18.34\ \mu\text{N}\cdot\text{m}$) gerado por designs assimétricos de espessura progressiva (Capítulo 10).</w:t>
+        <w:t>, apresentamos a validação computacional — 34 simulações de elementos finitos usando o modelo constitutivo HGO no FEBio 4.12, incluindo 6 modelos assimétricos de espessura progressiva. Essas simulações confirmaram os principais achados quantitativos: a insensibilidade de VR ao comprimento do arco, a monotonicidade de VT com o comprimento do arco ($VT = -0.0018 \times \text{arc}^\circ + 7.79$, $R^2 = 0.94$), o zero numérico de $V\tau$ para anéis simétricos e a validação física do torque corretivo ativo ($V\tau = 9.31\text{--}18.34\ \mu\text{N}\cdot\text{m}$) gerado por designs assimétricos de espessura progressiva (Capítulo 12).</w:t>
       </w:r>
     </w:p>
     <w:p>
@@ -294,6 +294,82 @@
           <w:sz w:val="22"/>
         </w:rPr>
         <w:t>Essa mudança — de "qual anel devo implantar?" para "qual mecanismo devo invocar?" — é o núcleo conceitual da AVBC. A linguagem torna o mecanismo explícito, e mecanismos explícitos podem ser discutidos, debatidos, calibrados e aprimorados.</w:t>
+      </w:r>
+    </w:p>
+    <w:p>
+      <w:pPr>
+        <w:spacing w:before="80" w:after="120" w:line="276" w:lineRule="auto"/>
+        <w:ind w:left="720" w:right="720"/>
+      </w:pPr>
+      <w:r>
+        <w:rPr>
+          <w:rFonts w:ascii="Calibri" w:hAnsi="Calibri"/>
+          <w:b w:val="0"/>
+          <w:i w:val="0"/>
+          <w:color w:val="334E68"/>
+          <w:sz w:val="21"/>
+        </w:rPr>
+        <w:t xml:space="preserve">[!IMPORTANT] </w:t>
+      </w:r>
+      <w:r>
+        <w:rPr>
+          <w:rFonts w:ascii="Calibri" w:hAnsi="Calibri"/>
+          <w:b/>
+          <w:i w:val="0"/>
+          <w:color w:val="334E68"/>
+          <w:sz w:val="21"/>
+        </w:rPr>
+        <w:t>Para o Clínico: A Pergunta Que Mudou</w:t>
+      </w:r>
+      <w:r>
+        <w:rPr>
+          <w:rFonts w:ascii="Calibri" w:hAnsi="Calibri"/>
+          <w:b w:val="0"/>
+          <w:i w:val="0"/>
+          <w:color w:val="334E68"/>
+          <w:sz w:val="21"/>
+        </w:rPr>
+        <w:t xml:space="preserve"> Antes da AVBC: </w:t>
+      </w:r>
+      <w:r>
+        <w:rPr>
+          <w:rFonts w:ascii="Calibri" w:hAnsi="Calibri"/>
+          <w:b w:val="0"/>
+          <w:i/>
+          <w:color w:val="334E68"/>
+          <w:sz w:val="21"/>
+        </w:rPr>
+        <w:t>"Que anel pede o nomograma para um K-steep de 50 D?"</w:t>
+      </w:r>
+      <w:r>
+        <w:rPr>
+          <w:rFonts w:ascii="Calibri" w:hAnsi="Calibri"/>
+          <w:b w:val="0"/>
+          <w:i w:val="0"/>
+          <w:color w:val="334E68"/>
+          <w:sz w:val="21"/>
+        </w:rPr>
+        <w:t xml:space="preserve"> → Resposta: "250 µm a 160°." Sem saber porquê. Depois da AVBC: </w:t>
+      </w:r>
+      <w:r>
+        <w:rPr>
+          <w:rFonts w:ascii="Calibri" w:hAnsi="Calibri"/>
+          <w:b w:val="0"/>
+          <w:i/>
+          <w:color w:val="334E68"/>
+          <w:sz w:val="21"/>
+        </w:rPr>
+        <w:t>"O meu doente precisa de aplanar, regularizar ou centrar? O ENM coincide com o K-steep? A ótica permite esperar melhoria funcional?"</w:t>
+      </w:r>
+      <w:r>
+        <w:rPr>
+          <w:rFonts w:ascii="Calibri" w:hAnsi="Calibri"/>
+          <w:b w:val="0"/>
+          <w:i w:val="0"/>
+          <w:color w:val="334E68"/>
+          <w:sz w:val="21"/>
+        </w:rPr>
+        <w:t xml:space="preserve"> → Resposta informada, rastreavel e calibrável.</w:t>
       </w:r>
     </w:p>
     <w:p>
@@ -826,6 +902,102 @@
     </w:p>
     <w:p>
       <w:pPr>
+        <w:spacing w:before="80" w:after="120" w:line="276" w:lineRule="auto"/>
+        <w:ind w:left="720" w:right="720"/>
+      </w:pPr>
+      <w:r>
+        <w:rPr>
+          <w:rFonts w:ascii="Calibri" w:hAnsi="Calibri"/>
+          <w:b w:val="0"/>
+          <w:i w:val="0"/>
+          <w:color w:val="334E68"/>
+          <w:sz w:val="21"/>
+        </w:rPr>
+        <w:t xml:space="preserve">[!TIP] </w:t>
+      </w:r>
+      <w:r>
+        <w:rPr>
+          <w:rFonts w:ascii="Calibri" w:hAnsi="Calibri"/>
+          <w:b/>
+          <w:i w:val="0"/>
+          <w:color w:val="334E68"/>
+          <w:sz w:val="21"/>
+        </w:rPr>
+        <w:t>Para o Clínico: Os 3 Take-Homes Deste Livro</w:t>
+      </w:r>
+      <w:r>
+        <w:rPr>
+          <w:rFonts w:ascii="Calibri" w:hAnsi="Calibri"/>
+          <w:b w:val="0"/>
+          <w:i w:val="0"/>
+          <w:color w:val="334E68"/>
+          <w:sz w:val="21"/>
+        </w:rPr>
+        <w:t xml:space="preserve"> 1. </w:t>
+      </w:r>
+      <w:r>
+        <w:rPr>
+          <w:rFonts w:ascii="Calibri" w:hAnsi="Calibri"/>
+          <w:b/>
+          <w:i w:val="0"/>
+          <w:color w:val="334E68"/>
+          <w:sz w:val="21"/>
+        </w:rPr>
+        <w:t>O anel tem 3 mecanismos independentes</w:t>
+      </w:r>
+      <w:r>
+        <w:rPr>
+          <w:rFonts w:ascii="Calibri" w:hAnsi="Calibri"/>
+          <w:b w:val="0"/>
+          <w:i w:val="0"/>
+          <w:color w:val="334E68"/>
+          <w:sz w:val="21"/>
+        </w:rPr>
+        <w:t xml:space="preserve">, não 1. Espessura → aplanamento (VR). Arco → regularização (VT). Assimetria → reposicionamento (Vτ). 2. </w:t>
+      </w:r>
+      <w:r>
+        <w:rPr>
+          <w:rFonts w:ascii="Calibri" w:hAnsi="Calibri"/>
+          <w:b/>
+          <w:i w:val="0"/>
+          <w:color w:val="334E68"/>
+          <w:sz w:val="21"/>
+        </w:rPr>
+        <w:t>O ENM muda o seu plano em 40% dos doentes.</w:t>
+      </w:r>
+      <w:r>
+        <w:rPr>
+          <w:rFonts w:ascii="Calibri" w:hAnsi="Calibri"/>
+          <w:b w:val="0"/>
+          <w:i w:val="0"/>
+          <w:color w:val="334E68"/>
+          <w:sz w:val="21"/>
+        </w:rPr>
+        <w:t xml:space="preserve"> Verifique sempre a elevação posterior antes de marcar o eixo. 3. </w:t>
+      </w:r>
+      <w:r>
+        <w:rPr>
+          <w:rFonts w:ascii="Calibri" w:hAnsi="Calibri"/>
+          <w:b/>
+          <w:i w:val="0"/>
+          <w:color w:val="334E68"/>
+          <w:sz w:val="21"/>
+        </w:rPr>
+        <w:t>O seu CI_R médio é o seu "fator pessoal".</w:t>
+      </w:r>
+      <w:r>
+        <w:rPr>
+          <w:rFonts w:ascii="Calibri" w:hAnsi="Calibri"/>
+          <w:b w:val="0"/>
+          <w:i w:val="0"/>
+          <w:color w:val="334E68"/>
+          <w:sz w:val="21"/>
+        </w:rPr>
+        <w:t xml:space="preserve"> Registe, calcule e corrija. É assim que melhora de cirurgião para cirurgião.</w:t>
+      </w:r>
+    </w:p>
+    <w:p>
+      <w:pPr>
         <w:spacing w:before="240" w:after="240"/>
         <w:jc w:val="center"/>
       </w:pPr>
@@ -975,7 +1147,7 @@
           <w:color w:val="222222"/>
           <w:sz w:val="22"/>
         </w:rPr>
-        <w:t xml:space="preserve">García de Oteyza G, et al. Finite element analysis of progressive thickness ICRS. </w:t>
+        <w:t xml:space="preserve">García de Oteyza G, Kling S, Álvarez de Toledo J, Barraquer RI. Refractive changes of a new asymmetric intracorneal ring segment with variable thickness and base width: A 2D finite-element model. </w:t>
       </w:r>
       <w:r>
         <w:rPr>
@@ -985,7 +1157,7 @@
           <w:color w:val="222222"/>
           <w:sz w:val="22"/>
         </w:rPr>
-        <w:t>J Cataract Refract Surg</w:t>
+        <w:t>PLoS One</w:t>
       </w:r>
       <w:r>
         <w:rPr>
@@ -995,7 +1167,7 @@
           <w:color w:val="222222"/>
           <w:sz w:val="22"/>
         </w:rPr>
-        <w:t>. 2021;47(2):258–265.</w:t>
+        <w:t>. 2021;16(1):e0245063.</w:t>
       </w:r>
     </w:p>
     <w:p>
